--- a/docs/modelo-dominio/MODELO_DE_DOMINIO.docx
+++ b/docs/modelo-dominio/MODELO_DE_DOMINIO.docx
@@ -102,7 +102,19 @@
         <w:spacing w:after="180" w:before="420"/>
       </w:pPr>
       <w:r>
-        <w:t xml:space="preserve">Diagrama — Solicitantes, Donaciones e Inventario (DM-1)</w:t>
+        <w:t xml:space="preserve">Diagrama</w:t>
+      </w:r>
+    </w:p>
+    <w:p>
+      <w:pPr>
+        <w:spacing w:after="140"/>
+      </w:pPr>
+      <w:r>
+        <w:rPr>
+          <w:i/>
+          <w:iCs/>
+        </w:rPr>
+        <w:t xml:space="preserve">Las 12 clases del dominio y sus 12 asociaciones, todas en un único diagrama (ninguna relación queda relegada a una nota de texto).</w:t>
       </w:r>
     </w:p>
     <w:tbl>
@@ -144,7 +156,7 @@
             <w:r>
               <w:drawing>
                 <wp:inline distT="0" distB="0" distL="0" distR="0">
-                  <wp:extent cx="6276975" cy="3400425"/>
+                  <wp:extent cx="6276975" cy="4552950"/>
                   <wp:effectExtent t="0" r="0" b="0" l="0"/>
                   <wp:docPr id="1" name="" descr="" title=""/>
                   <wp:cNvGraphicFramePr>
@@ -169,96 +181,7 @@
                         <pic:spPr bwMode="auto">
                           <a:xfrm>
                             <a:off x="0" y="0"/>
-                            <a:ext cx="6276975" cy="3400425"/>
-                          </a:xfrm>
-                          <a:prstGeom prst="rect">
-                            <a:avLst/>
-                          </a:prstGeom>
-                        </pic:spPr>
-                      </pic:pic>
-                    </a:graphicData>
-                  </a:graphic>
-                </wp:inline>
-              </w:drawing>
-            </w:r>
-          </w:p>
-        </w:tc>
-      </w:tr>
-    </w:tbl>
-    <w:p>
-      <w:pPr>
-        <w:pStyle w:val="Heading1"/>
-        <w:spacing w:after="180" w:before="420"/>
-      </w:pPr>
-      <w:r>
-        <w:t xml:space="preserve">Diagrama — Turnos, Logística y Catálogo (DM-2)</w:t>
-      </w:r>
-    </w:p>
-    <w:tbl>
-      <w:tblPr>
-        <w:tblW w:type="dxa" w:w="10080"/>
-        <w:tblBorders>
-          <w:top w:val="single" w:color="auto" w:sz="4"/>
-          <w:left w:val="single" w:color="auto" w:sz="4"/>
-          <w:bottom w:val="single" w:color="auto" w:sz="4"/>
-          <w:right w:val="single" w:color="auto" w:sz="4"/>
-          <w:insideH w:val="single" w:color="auto" w:sz="4"/>
-          <w:insideV w:val="single" w:color="auto" w:sz="4"/>
-        </w:tblBorders>
-      </w:tblPr>
-      <w:tblGrid>
-        <w:gridCol w:w="10080"/>
-      </w:tblGrid>
-      <w:tr>
-        <w:tc>
-          <w:tcPr>
-            <w:tcW w:type="dxa" w:w="10080"/>
-            <w:tcBorders>
-              <w:top w:val="single" w:color="999999" w:sz="4"/>
-              <w:left w:val="single" w:color="999999" w:sz="4"/>
-              <w:bottom w:val="single" w:color="999999" w:sz="4"/>
-              <w:right w:val="single" w:color="999999" w:sz="4"/>
-            </w:tcBorders>
-            <w:tcMar>
-              <w:top w:type="dxa" w:w="100"/>
-              <w:left w:type="dxa" w:w="100"/>
-              <w:bottom w:type="dxa" w:w="100"/>
-              <w:right w:type="dxa" w:w="100"/>
-            </w:tcMar>
-          </w:tcPr>
-          <w:p>
-            <w:pPr>
-              <w:jc w:val="center"/>
-            </w:pPr>
-            <w:r>
-              <w:drawing>
-                <wp:inline distT="0" distB="0" distL="0" distR="0">
-                  <wp:extent cx="6276975" cy="2762250"/>
-                  <wp:effectExtent t="0" r="0" b="0" l="0"/>
-                  <wp:docPr id="1" name="" descr="" title=""/>
-                  <wp:cNvGraphicFramePr>
-                    <a:graphicFrameLocks xmlns:a="http://schemas.openxmlformats.org/drawingml/2006/main" noChangeAspect="1"/>
-                  </wp:cNvGraphicFramePr>
-                  <a:graphic xmlns:a="http://schemas.openxmlformats.org/drawingml/2006/main">
-                    <a:graphicData uri="http://schemas.openxmlformats.org/drawingml/2006/picture">
-                      <pic:pic xmlns:pic="http://schemas.openxmlformats.org/drawingml/2006/picture">
-                        <pic:nvPicPr>
-                          <pic:cNvPr id="0" name="" descr=""/>
-                          <pic:cNvPicPr>
-                            <a:picLocks noChangeAspect="1" noChangeArrowheads="1"/>
-                          </pic:cNvPicPr>
-                        </pic:nvPicPr>
-                        <pic:blipFill>
-                          <a:blip r:embed="rId10" cstate="none"/>
-                          <a:srcRect/>
-                          <a:stretch>
-                            <a:fillRect/>
-                          </a:stretch>
-                        </pic:blipFill>
-                        <pic:spPr bwMode="auto">
-                          <a:xfrm>
-                            <a:off x="0" y="0"/>
-                            <a:ext cx="6276975" cy="2762250"/>
+                            <a:ext cx="6276975" cy="4552950"/>
                           </a:xfrm>
                           <a:prstGeom prst="rect">
                             <a:avLst/>

--- a/docs/modelo-dominio/MODELO_DE_DOMINIO.docx
+++ b/docs/modelo-dominio/MODELO_DE_DOMINIO.docx
@@ -114,7 +114,7 @@
           <w:i/>
           <w:iCs/>
         </w:rPr>
-        <w:t xml:space="preserve">Las 12 clases del dominio y sus 12 asociaciones, todas en un único diagrama (ninguna relación queda relegada a una nota de texto).</w:t>
+        <w:t xml:space="preserve">Las 13 clases del dominio y sus 13 asociaciones, todas en un único diagrama (ninguna relación queda relegada a una nota de texto).</w:t>
       </w:r>
     </w:p>
     <w:tbl>
@@ -156,7 +156,7 @@
             <w:r>
               <w:drawing>
                 <wp:inline distT="0" distB="0" distL="0" distR="0">
-                  <wp:extent cx="6276975" cy="4552950"/>
+                  <wp:extent cx="6276975" cy="4210050"/>
                   <wp:effectExtent t="0" r="0" b="0" l="0"/>
                   <wp:docPr id="1" name="" descr="" title=""/>
                   <wp:cNvGraphicFramePr>
@@ -181,7 +181,7 @@
                         <pic:spPr bwMode="auto">
                           <a:xfrm>
                             <a:off x="0" y="0"/>
-                            <a:ext cx="6276975" cy="4552950"/>
+                            <a:ext cx="6276975" cy="4210050"/>
                           </a:xfrm>
                           <a:prstGeom prst="rect">
                             <a:avLst/>
@@ -1844,6 +1844,77 @@
           </w:p>
         </w:tc>
       </w:tr>
+      <w:tr>
+        <w:tc>
+          <w:tcPr>
+            <w:tcW w:type="dxa" w:w="2600"/>
+            <w:tcMar>
+              <w:top w:type="dxa" w:w="60"/>
+              <w:left w:type="dxa" w:w="80"/>
+              <w:bottom w:type="dxa" w:w="60"/>
+              <w:right w:type="dxa" w:w="80"/>
+            </w:tcMar>
+            <w:vAlign w:val="center"/>
+          </w:tcPr>
+          <w:p>
+            <w:r>
+              <w:rPr>
+                <w:b w:val="false"/>
+                <w:bCs w:val="false"/>
+                <w:sz w:val="18"/>
+                <w:szCs w:val="18"/>
+              </w:rPr>
+              <w:t xml:space="preserve">Sale — Comprador</w:t>
+            </w:r>
+          </w:p>
+        </w:tc>
+        <w:tc>
+          <w:tcPr>
+            <w:tcW w:type="dxa" w:w="1600"/>
+            <w:tcMar>
+              <w:top w:type="dxa" w:w="60"/>
+              <w:left w:type="dxa" w:w="80"/>
+              <w:bottom w:type="dxa" w:w="60"/>
+              <w:right w:type="dxa" w:w="80"/>
+            </w:tcMar>
+            <w:vAlign w:val="center"/>
+          </w:tcPr>
+          <w:p>
+            <w:r>
+              <w:rPr>
+                <w:b w:val="false"/>
+                <w:bCs w:val="false"/>
+                <w:sz w:val="18"/>
+                <w:szCs w:val="18"/>
+              </w:rPr>
+              <w:t xml:space="preserve">0..* — 1 (conceptual)</w:t>
+            </w:r>
+          </w:p>
+        </w:tc>
+        <w:tc>
+          <w:tcPr>
+            <w:tcW w:type="dxa" w:w="5880"/>
+            <w:tcMar>
+              <w:top w:type="dxa" w:w="60"/>
+              <w:left w:type="dxa" w:w="80"/>
+              <w:bottom w:type="dxa" w:w="60"/>
+              <w:right w:type="dxa" w:w="80"/>
+            </w:tcMar>
+            <w:vAlign w:val="center"/>
+          </w:tcPr>
+          <w:p>
+            <w:r>
+              <w:rPr>
+                <w:b w:val="false"/>
+                <w:bCs w:val="false"/>
+                <w:sz w:val="18"/>
+                <w:szCs w:val="18"/>
+              </w:rPr>
+              <w:t xml:space="preserve">El comprador navega el catálogo y decide la compra; el Operador es quien la registra</w:t>
+            </w:r>
+          </w:p>
+        </w:tc>
+      </w:tr>
     </w:tbl>
     <w:p>
       <w:pPr>
@@ -1865,6 +1936,19 @@
       </w:pPr>
       <w:r>
         <w:t xml:space="preserve">Product/Sale (catálogo de venta) no se relaciona con Donor ni Frame: son anteojos de sol para financiar la fundación, no marcos donados para beneficiarios — mezclar ambos inventarios sería un acoplamiento accidental.</w:t>
+      </w:r>
+    </w:p>
+    <w:p>
+      <w:pPr>
+        <w:pStyle w:val="ListParagraph"/>
+        <w:numPr>
+          <w:ilvl w:val="0"/>
+          <w:numId w:val="1"/>
+        </w:numPr>
+        <w:spacing w:after="70"/>
+      </w:pPr>
+      <w:r>
+        <w:t xml:space="preserve">Comprador se dibuja con línea punteada porque es una asociación conceptual, no una FK persistida: el comprador no tiene cuenta ni login (consulta el catálogo público, RF-28), y el sistema no guarda su identidad más allá del nombre suelto en Sale.buyerName. Quien efectivamente registra la venta es un Operador — sin login especial para "vendedor" — por eso tampoco aparece una asociación formal Operador–Sale: el sistema no lleva ese registro.</w:t>
       </w:r>
     </w:p>
     <w:p>

--- a/docs/modelo-dominio/MODELO_DE_DOMINIO.docx
+++ b/docs/modelo-dominio/MODELO_DE_DOMINIO.docx
@@ -704,7 +704,7 @@
                 <w:sz w:val="18"/>
                 <w:szCs w:val="18"/>
               </w:rPr>
-              <w:t xml:space="preserve">PENDING_PAYMENT, SCHEDULED, COMPLETED, MISSED, CANCELLED</w:t>
+              <w:t xml:space="preserve">PENDING_PAYMENT, PENDING_REVIEW, SCHEDULED, COMPLETED, MISSED, CANCELLED</w:t>
             </w:r>
           </w:p>
         </w:tc>
